--- a/Протоколы/lab4.docx
+++ b/Протоколы/lab4.docx
@@ -27,6 +27,83 @@
           <w:lang w:eastAsia="ru-RU"/>
         </w:rPr>
         <w:t>Лабораторная работа</w:t>
+      </w:r>
+      <w:r>
+        <w:rPr>
+          <w:rFonts w:ascii="Times New Roman" w:eastAsia="Times New Roman" w:hAnsi="Times New Roman" w:cs="Times New Roman"/>
+          <w:b/>
+          <w:bCs/>
+          <w:kern w:val="36"/>
+          <w:sz w:val="48"/>
+          <w:szCs w:val="48"/>
+          <w:lang w:eastAsia="ru-RU"/>
+        </w:rPr>
+        <w:t xml:space="preserve"> </w:t>
+      </w:r>
+      <w:r>
+        <w:rPr>
+          <w:rFonts w:ascii="Times New Roman" w:eastAsia="Times New Roman" w:hAnsi="Times New Roman" w:cs="Times New Roman"/>
+          <w:b/>
+          <w:bCs/>
+          <w:kern w:val="36"/>
+          <w:sz w:val="48"/>
+          <w:szCs w:val="48"/>
+          <w:lang w:eastAsia="ru-RU"/>
+        </w:rPr>
+        <w:t>№ 4</w:t>
+      </w:r>
+    </w:p>
+    <w:p>
+      <w:pPr>
+        <w:spacing w:before="100" w:beforeAutospacing="1" w:after="100" w:afterAutospacing="1" w:line="240" w:lineRule="auto"/>
+        <w:outlineLvl w:val="0"/>
+        <w:rPr>
+          <w:rFonts w:ascii="Times New Roman" w:eastAsia="Times New Roman" w:hAnsi="Times New Roman" w:cs="Times New Roman"/>
+          <w:b/>
+          <w:bCs/>
+          <w:kern w:val="36"/>
+          <w:sz w:val="28"/>
+          <w:szCs w:val="28"/>
+          <w:lang w:eastAsia="ru-RU"/>
+        </w:rPr>
+      </w:pPr>
+      <w:r>
+        <w:rPr>
+          <w:rFonts w:ascii="Times New Roman" w:eastAsia="Times New Roman" w:hAnsi="Times New Roman" w:cs="Times New Roman"/>
+          <w:b/>
+          <w:bCs/>
+          <w:kern w:val="36"/>
+          <w:sz w:val="28"/>
+          <w:szCs w:val="28"/>
+          <w:lang w:eastAsia="ru-RU"/>
+        </w:rPr>
+        <w:t>Филимонов Дмитрий Евгеньевич</w:t>
+      </w:r>
+      <w:r>
+        <w:rPr>
+          <w:rFonts w:ascii="Times New Roman" w:eastAsia="Times New Roman" w:hAnsi="Times New Roman" w:cs="Times New Roman"/>
+          <w:b/>
+          <w:bCs/>
+          <w:kern w:val="36"/>
+          <w:sz w:val="28"/>
+          <w:szCs w:val="28"/>
+          <w:lang w:eastAsia="ru-RU"/>
+        </w:rPr>
+        <w:br/>
+        <w:t>Пугачёв Иван Дмитриевич</w:t>
+      </w:r>
+      <w:r>
+        <w:rPr>
+          <w:rFonts w:ascii="Times New Roman" w:eastAsia="Times New Roman" w:hAnsi="Times New Roman" w:cs="Times New Roman"/>
+          <w:b/>
+          <w:bCs/>
+          <w:kern w:val="36"/>
+          <w:sz w:val="28"/>
+          <w:szCs w:val="28"/>
+          <w:lang w:eastAsia="ru-RU"/>
+        </w:rPr>
+        <w:br/>
+        <w:t>ИКПИ-32</w:t>
       </w:r>
     </w:p>
     <w:p>
@@ -466,10 +543,1118 @@
         <w:t>.</w:t>
       </w:r>
     </w:p>
+    <w:p>
+      <w:pPr>
+        <w:rPr>
+          <w:rFonts w:ascii="Times New Roman" w:eastAsia="Times New Roman" w:hAnsi="Times New Roman" w:cs="Times New Roman"/>
+          <w:sz w:val="24"/>
+          <w:szCs w:val="24"/>
+          <w:lang w:eastAsia="ru-RU"/>
+        </w:rPr>
+      </w:pPr>
+      <w:r>
+        <w:rPr>
+          <w:rFonts w:ascii="Times New Roman" w:eastAsia="Times New Roman" w:hAnsi="Times New Roman" w:cs="Times New Roman"/>
+          <w:sz w:val="24"/>
+          <w:szCs w:val="24"/>
+          <w:lang w:eastAsia="ru-RU"/>
+        </w:rPr>
+        <w:br w:type="page"/>
+      </w:r>
+    </w:p>
+    <w:p>
+      <w:pPr>
+        <w:spacing w:before="100" w:beforeAutospacing="1" w:after="100" w:afterAutospacing="1" w:line="240" w:lineRule="auto"/>
+        <w:rPr>
+          <w:rFonts w:ascii="Times New Roman" w:eastAsia="Times New Roman" w:hAnsi="Times New Roman" w:cs="Times New Roman"/>
+          <w:sz w:val="24"/>
+          <w:szCs w:val="24"/>
+          <w:lang w:eastAsia="ru-RU"/>
+        </w:rPr>
+      </w:pPr>
+      <w:r>
+        <w:rPr>
+          <w:rFonts w:ascii="Times New Roman" w:eastAsia="Times New Roman" w:hAnsi="Times New Roman" w:cs="Times New Roman"/>
+          <w:sz w:val="24"/>
+          <w:szCs w:val="24"/>
+          <w:lang w:eastAsia="ru-RU"/>
+        </w:rPr>
+        <w:lastRenderedPageBreak/>
+        <w:t>Клиент:</w:t>
+      </w:r>
+    </w:p>
+    <w:p>
+      <w:r>
+        <w:rPr>
+          <w:noProof/>
+        </w:rPr>
+        <w:drawing>
+          <wp:inline distT="0" distB="0" distL="0" distR="0" wp14:anchorId="53644B06" wp14:editId="5FC784EE">
+            <wp:extent cx="5940425" cy="826770"/>
+            <wp:effectExtent l="0" t="0" r="3175" b="0"/>
+            <wp:docPr id="1" name="Рисунок 1"/>
+            <wp:cNvGraphicFramePr>
+              <a:graphicFrameLocks xmlns:a="http://schemas.openxmlformats.org/drawingml/2006/main" noChangeAspect="1"/>
+            </wp:cNvGraphicFramePr>
+            <a:graphic xmlns:a="http://schemas.openxmlformats.org/drawingml/2006/main">
+              <a:graphicData uri="http://schemas.openxmlformats.org/drawingml/2006/picture">
+                <pic:pic xmlns:pic="http://schemas.openxmlformats.org/drawingml/2006/picture">
+                  <pic:nvPicPr>
+                    <pic:cNvPr id="1" name=""/>
+                    <pic:cNvPicPr/>
+                  </pic:nvPicPr>
+                  <pic:blipFill>
+                    <a:blip r:embed="rId5"/>
+                    <a:stretch>
+                      <a:fillRect/>
+                    </a:stretch>
+                  </pic:blipFill>
+                  <pic:spPr>
+                    <a:xfrm>
+                      <a:off x="0" y="0"/>
+                      <a:ext cx="5940425" cy="826770"/>
+                    </a:xfrm>
+                    <a:prstGeom prst="rect">
+                      <a:avLst/>
+                    </a:prstGeom>
+                  </pic:spPr>
+                </pic:pic>
+              </a:graphicData>
+            </a:graphic>
+          </wp:inline>
+        </w:drawing>
+      </w:r>
+    </w:p>
+    <w:p>
+      <w:r>
+        <w:rPr>
+          <w:noProof/>
+        </w:rPr>
+        <w:drawing>
+          <wp:inline distT="0" distB="0" distL="0" distR="0" wp14:anchorId="5A83FE0D" wp14:editId="11DA5FCA">
+            <wp:extent cx="7111365" cy="4410710"/>
+            <wp:effectExtent l="0" t="0" r="0" b="8890"/>
+            <wp:docPr id="4" name="Рисунок 4"/>
+            <wp:cNvGraphicFramePr>
+              <a:graphicFrameLocks xmlns:a="http://schemas.openxmlformats.org/drawingml/2006/main" noChangeAspect="1"/>
+            </wp:cNvGraphicFramePr>
+            <a:graphic xmlns:a="http://schemas.openxmlformats.org/drawingml/2006/main">
+              <a:graphicData uri="http://schemas.openxmlformats.org/drawingml/2006/picture">
+                <pic:pic xmlns:pic="http://schemas.openxmlformats.org/drawingml/2006/picture">
+                  <pic:nvPicPr>
+                    <pic:cNvPr id="1" name=""/>
+                    <pic:cNvPicPr/>
+                  </pic:nvPicPr>
+                  <pic:blipFill>
+                    <a:blip r:embed="rId6"/>
+                    <a:stretch>
+                      <a:fillRect/>
+                    </a:stretch>
+                  </pic:blipFill>
+                  <pic:spPr>
+                    <a:xfrm>
+                      <a:off x="0" y="0"/>
+                      <a:ext cx="7111365" cy="4410710"/>
+                    </a:xfrm>
+                    <a:prstGeom prst="rect">
+                      <a:avLst/>
+                    </a:prstGeom>
+                  </pic:spPr>
+                </pic:pic>
+              </a:graphicData>
+            </a:graphic>
+          </wp:inline>
+        </w:drawing>
+      </w:r>
+    </w:p>
+    <w:p>
+      <w:r>
+        <w:rPr>
+          <w:noProof/>
+        </w:rPr>
+        <w:drawing>
+          <wp:inline distT="0" distB="0" distL="0" distR="0" wp14:anchorId="214FE67B" wp14:editId="1149B81B">
+            <wp:extent cx="5277587" cy="3724795"/>
+            <wp:effectExtent l="0" t="0" r="0" b="9525"/>
+            <wp:docPr id="6" name="Рисунок 6"/>
+            <wp:cNvGraphicFramePr>
+              <a:graphicFrameLocks xmlns:a="http://schemas.openxmlformats.org/drawingml/2006/main" noChangeAspect="1"/>
+            </wp:cNvGraphicFramePr>
+            <a:graphic xmlns:a="http://schemas.openxmlformats.org/drawingml/2006/main">
+              <a:graphicData uri="http://schemas.openxmlformats.org/drawingml/2006/picture">
+                <pic:pic xmlns:pic="http://schemas.openxmlformats.org/drawingml/2006/picture">
+                  <pic:nvPicPr>
+                    <pic:cNvPr id="1" name=""/>
+                    <pic:cNvPicPr/>
+                  </pic:nvPicPr>
+                  <pic:blipFill>
+                    <a:blip r:embed="rId7"/>
+                    <a:stretch>
+                      <a:fillRect/>
+                    </a:stretch>
+                  </pic:blipFill>
+                  <pic:spPr>
+                    <a:xfrm>
+                      <a:off x="0" y="0"/>
+                      <a:ext cx="5277587" cy="3724795"/>
+                    </a:xfrm>
+                    <a:prstGeom prst="rect">
+                      <a:avLst/>
+                    </a:prstGeom>
+                  </pic:spPr>
+                </pic:pic>
+              </a:graphicData>
+            </a:graphic>
+          </wp:inline>
+        </w:drawing>
+      </w:r>
+      <w:r>
+        <w:br/>
+      </w:r>
+    </w:p>
+    <w:p>
+      <w:r>
+        <w:br w:type="page"/>
+      </w:r>
+    </w:p>
+    <w:p>
+      <w:r>
+        <w:lastRenderedPageBreak/>
+        <w:t>Сервер:</w:t>
+      </w:r>
+      <w:r>
+        <w:br/>
+      </w:r>
+      <w:r>
+        <w:rPr>
+          <w:noProof/>
+        </w:rPr>
+        <w:drawing>
+          <wp:inline distT="0" distB="0" distL="0" distR="0" wp14:anchorId="202CD6CC" wp14:editId="650AA1C0">
+            <wp:extent cx="7087235" cy="2105025"/>
+            <wp:effectExtent l="0" t="0" r="0" b="9525"/>
+            <wp:docPr id="7" name="Рисунок 7"/>
+            <wp:cNvGraphicFramePr>
+              <a:graphicFrameLocks xmlns:a="http://schemas.openxmlformats.org/drawingml/2006/main" noChangeAspect="1"/>
+            </wp:cNvGraphicFramePr>
+            <a:graphic xmlns:a="http://schemas.openxmlformats.org/drawingml/2006/main">
+              <a:graphicData uri="http://schemas.openxmlformats.org/drawingml/2006/picture">
+                <pic:pic xmlns:pic="http://schemas.openxmlformats.org/drawingml/2006/picture">
+                  <pic:nvPicPr>
+                    <pic:cNvPr id="1" name=""/>
+                    <pic:cNvPicPr/>
+                  </pic:nvPicPr>
+                  <pic:blipFill>
+                    <a:blip r:embed="rId8"/>
+                    <a:stretch>
+                      <a:fillRect/>
+                    </a:stretch>
+                  </pic:blipFill>
+                  <pic:spPr>
+                    <a:xfrm>
+                      <a:off x="0" y="0"/>
+                      <a:ext cx="7110511" cy="2111938"/>
+                    </a:xfrm>
+                    <a:prstGeom prst="rect">
+                      <a:avLst/>
+                    </a:prstGeom>
+                  </pic:spPr>
+                </pic:pic>
+              </a:graphicData>
+            </a:graphic>
+          </wp:inline>
+        </w:drawing>
+      </w:r>
+      <w:r>
+        <w:br/>
+      </w:r>
+      <w:r>
+        <w:rPr>
+          <w:noProof/>
+        </w:rPr>
+        <w:drawing>
+          <wp:inline distT="0" distB="0" distL="0" distR="0" wp14:anchorId="017CCDD6" wp14:editId="51FD5C0D">
+            <wp:extent cx="6796186" cy="3014256"/>
+            <wp:effectExtent l="0" t="0" r="5080" b="0"/>
+            <wp:docPr id="8" name="Рисунок 8"/>
+            <wp:cNvGraphicFramePr>
+              <a:graphicFrameLocks xmlns:a="http://schemas.openxmlformats.org/drawingml/2006/main" noChangeAspect="1"/>
+            </wp:cNvGraphicFramePr>
+            <a:graphic xmlns:a="http://schemas.openxmlformats.org/drawingml/2006/main">
+              <a:graphicData uri="http://schemas.openxmlformats.org/drawingml/2006/picture">
+                <pic:pic xmlns:pic="http://schemas.openxmlformats.org/drawingml/2006/picture">
+                  <pic:nvPicPr>
+                    <pic:cNvPr id="1" name=""/>
+                    <pic:cNvPicPr/>
+                  </pic:nvPicPr>
+                  <pic:blipFill>
+                    <a:blip r:embed="rId9"/>
+                    <a:stretch>
+                      <a:fillRect/>
+                    </a:stretch>
+                  </pic:blipFill>
+                  <pic:spPr>
+                    <a:xfrm>
+                      <a:off x="0" y="0"/>
+                      <a:ext cx="6804782" cy="3018069"/>
+                    </a:xfrm>
+                    <a:prstGeom prst="rect">
+                      <a:avLst/>
+                    </a:prstGeom>
+                  </pic:spPr>
+                </pic:pic>
+              </a:graphicData>
+            </a:graphic>
+          </wp:inline>
+        </w:drawing>
+      </w:r>
+    </w:p>
+    <w:p>
+      <w:r>
+        <w:lastRenderedPageBreak/>
+        <w:br/>
+      </w:r>
+      <w:r>
+        <w:rPr>
+          <w:noProof/>
+        </w:rPr>
+        <w:drawing>
+          <wp:inline distT="0" distB="0" distL="0" distR="0" wp14:anchorId="71F29908" wp14:editId="69A13010">
+            <wp:extent cx="5581650" cy="5927095"/>
+            <wp:effectExtent l="0" t="0" r="0" b="0"/>
+            <wp:docPr id="9" name="Рисунок 9"/>
+            <wp:cNvGraphicFramePr>
+              <a:graphicFrameLocks xmlns:a="http://schemas.openxmlformats.org/drawingml/2006/main" noChangeAspect="1"/>
+            </wp:cNvGraphicFramePr>
+            <a:graphic xmlns:a="http://schemas.openxmlformats.org/drawingml/2006/main">
+              <a:graphicData uri="http://schemas.openxmlformats.org/drawingml/2006/picture">
+                <pic:pic xmlns:pic="http://schemas.openxmlformats.org/drawingml/2006/picture">
+                  <pic:nvPicPr>
+                    <pic:cNvPr id="1" name=""/>
+                    <pic:cNvPicPr/>
+                  </pic:nvPicPr>
+                  <pic:blipFill>
+                    <a:blip r:embed="rId10"/>
+                    <a:stretch>
+                      <a:fillRect/>
+                    </a:stretch>
+                  </pic:blipFill>
+                  <pic:spPr>
+                    <a:xfrm>
+                      <a:off x="0" y="0"/>
+                      <a:ext cx="5587140" cy="5932925"/>
+                    </a:xfrm>
+                    <a:prstGeom prst="rect">
+                      <a:avLst/>
+                    </a:prstGeom>
+                  </pic:spPr>
+                </pic:pic>
+              </a:graphicData>
+            </a:graphic>
+          </wp:inline>
+        </w:drawing>
+      </w:r>
+    </w:p>
+    <w:p>
+      <w:pPr>
+        <w:jc w:val="center"/>
+        <w:rPr>
+          <w:rFonts w:ascii="Times New Roman" w:hAnsi="Times New Roman" w:cs="Times New Roman"/>
+          <w:b/>
+          <w:bCs/>
+          <w:sz w:val="28"/>
+          <w:szCs w:val="28"/>
+        </w:rPr>
+      </w:pPr>
+      <w:r>
+        <w:rPr>
+          <w:rFonts w:ascii="Times New Roman" w:hAnsi="Times New Roman" w:cs="Times New Roman"/>
+          <w:b/>
+          <w:bCs/>
+          <w:sz w:val="28"/>
+          <w:szCs w:val="28"/>
+        </w:rPr>
+        <w:t>Таблица</w:t>
+      </w:r>
+    </w:p>
+    <w:tbl>
+      <w:tblPr>
+        <w:tblStyle w:val="a4"/>
+        <w:tblW w:w="0" w:type="auto"/>
+        <w:tblLook w:val="04A0" w:firstRow="1" w:lastRow="0" w:firstColumn="1" w:lastColumn="0" w:noHBand="0" w:noVBand="1"/>
+      </w:tblPr>
+      <w:tblGrid>
+        <w:gridCol w:w="3115"/>
+        <w:gridCol w:w="3115"/>
+        <w:gridCol w:w="3115"/>
+      </w:tblGrid>
+      <w:tr>
+        <w:tc>
+          <w:tcPr>
+            <w:tcW w:w="3115" w:type="dxa"/>
+          </w:tcPr>
+          <w:p>
+            <w:pPr>
+              <w:jc w:val="center"/>
+              <w:rPr>
+                <w:rFonts w:ascii="Times New Roman" w:hAnsi="Times New Roman" w:cs="Times New Roman"/>
+                <w:sz w:val="28"/>
+                <w:szCs w:val="28"/>
+              </w:rPr>
+            </w:pPr>
+            <w:r>
+              <w:rPr>
+                <w:rFonts w:ascii="Times New Roman" w:hAnsi="Times New Roman" w:cs="Times New Roman"/>
+                <w:sz w:val="28"/>
+                <w:szCs w:val="28"/>
+              </w:rPr>
+              <w:t>Параметры</w:t>
+            </w:r>
+          </w:p>
+        </w:tc>
+        <w:tc>
+          <w:tcPr>
+            <w:tcW w:w="3115" w:type="dxa"/>
+          </w:tcPr>
+          <w:p>
+            <w:pPr>
+              <w:jc w:val="center"/>
+              <w:rPr>
+                <w:rFonts w:ascii="Times New Roman" w:hAnsi="Times New Roman" w:cs="Times New Roman"/>
+                <w:sz w:val="28"/>
+                <w:szCs w:val="28"/>
+              </w:rPr>
+            </w:pPr>
+            <w:r>
+              <w:rPr>
+                <w:rFonts w:ascii="Times New Roman" w:hAnsi="Times New Roman" w:cs="Times New Roman"/>
+                <w:sz w:val="28"/>
+                <w:szCs w:val="28"/>
+              </w:rPr>
+              <w:t>Сервер</w:t>
+            </w:r>
+          </w:p>
+        </w:tc>
+        <w:tc>
+          <w:tcPr>
+            <w:tcW w:w="3115" w:type="dxa"/>
+          </w:tcPr>
+          <w:p>
+            <w:pPr>
+              <w:jc w:val="center"/>
+              <w:rPr>
+                <w:rFonts w:ascii="Times New Roman" w:hAnsi="Times New Roman" w:cs="Times New Roman"/>
+                <w:sz w:val="28"/>
+                <w:szCs w:val="28"/>
+              </w:rPr>
+            </w:pPr>
+            <w:r>
+              <w:rPr>
+                <w:rFonts w:ascii="Times New Roman" w:hAnsi="Times New Roman" w:cs="Times New Roman"/>
+                <w:sz w:val="28"/>
+                <w:szCs w:val="28"/>
+              </w:rPr>
+              <w:t>Клиент</w:t>
+            </w:r>
+          </w:p>
+        </w:tc>
+      </w:tr>
+      <w:tr>
+        <w:tc>
+          <w:tcPr>
+            <w:tcW w:w="3115" w:type="dxa"/>
+          </w:tcPr>
+          <w:p>
+            <w:pPr>
+              <w:jc w:val="center"/>
+              <w:rPr>
+                <w:rFonts w:ascii="Times New Roman" w:hAnsi="Times New Roman" w:cs="Times New Roman"/>
+                <w:sz w:val="28"/>
+                <w:szCs w:val="28"/>
+                <w:lang w:val="en-US"/>
+              </w:rPr>
+            </w:pPr>
+            <w:r>
+              <w:rPr>
+                <w:rFonts w:ascii="Times New Roman" w:hAnsi="Times New Roman" w:cs="Times New Roman"/>
+                <w:sz w:val="28"/>
+                <w:szCs w:val="28"/>
+                <w:lang w:val="en-US"/>
+              </w:rPr>
+              <w:t>Source IP</w:t>
+            </w:r>
+          </w:p>
+        </w:tc>
+        <w:tc>
+          <w:tcPr>
+            <w:tcW w:w="3115" w:type="dxa"/>
+          </w:tcPr>
+          <w:p>
+            <w:pPr>
+              <w:jc w:val="center"/>
+              <w:rPr>
+                <w:rFonts w:ascii="Times New Roman" w:hAnsi="Times New Roman" w:cs="Times New Roman"/>
+                <w:sz w:val="28"/>
+                <w:szCs w:val="28"/>
+              </w:rPr>
+            </w:pPr>
+            <w:r>
+              <w:rPr>
+                <w:rFonts w:ascii="Times New Roman" w:hAnsi="Times New Roman" w:cs="Times New Roman"/>
+                <w:sz w:val="28"/>
+                <w:szCs w:val="28"/>
+              </w:rPr>
+              <w:t>91.238.229.242</w:t>
+            </w:r>
+          </w:p>
+        </w:tc>
+        <w:tc>
+          <w:tcPr>
+            <w:tcW w:w="3115" w:type="dxa"/>
+          </w:tcPr>
+          <w:p>
+            <w:pPr>
+              <w:jc w:val="center"/>
+              <w:rPr>
+                <w:rFonts w:ascii="Times New Roman" w:hAnsi="Times New Roman" w:cs="Times New Roman"/>
+                <w:sz w:val="28"/>
+                <w:szCs w:val="28"/>
+              </w:rPr>
+            </w:pPr>
+            <w:r>
+              <w:rPr>
+                <w:rFonts w:ascii="Times New Roman" w:hAnsi="Times New Roman" w:cs="Times New Roman"/>
+                <w:sz w:val="28"/>
+                <w:szCs w:val="28"/>
+              </w:rPr>
+              <w:t>192.168.31.214</w:t>
+            </w:r>
+          </w:p>
+        </w:tc>
+      </w:tr>
+      <w:tr>
+        <w:tc>
+          <w:tcPr>
+            <w:tcW w:w="3115" w:type="dxa"/>
+          </w:tcPr>
+          <w:p>
+            <w:pPr>
+              <w:jc w:val="center"/>
+              <w:rPr>
+                <w:rFonts w:ascii="Times New Roman" w:hAnsi="Times New Roman" w:cs="Times New Roman"/>
+                <w:sz w:val="28"/>
+                <w:szCs w:val="28"/>
+                <w:lang w:val="en-US"/>
+              </w:rPr>
+            </w:pPr>
+            <w:r>
+              <w:rPr>
+                <w:rFonts w:ascii="Times New Roman" w:hAnsi="Times New Roman" w:cs="Times New Roman"/>
+                <w:sz w:val="28"/>
+                <w:szCs w:val="28"/>
+                <w:lang w:val="en-US"/>
+              </w:rPr>
+              <w:t>Destination IP</w:t>
+            </w:r>
+          </w:p>
+        </w:tc>
+        <w:tc>
+          <w:tcPr>
+            <w:tcW w:w="3115" w:type="dxa"/>
+          </w:tcPr>
+          <w:p>
+            <w:pPr>
+              <w:jc w:val="center"/>
+              <w:rPr>
+                <w:rFonts w:ascii="Times New Roman" w:hAnsi="Times New Roman" w:cs="Times New Roman"/>
+                <w:sz w:val="28"/>
+                <w:szCs w:val="28"/>
+              </w:rPr>
+            </w:pPr>
+            <w:r>
+              <w:rPr>
+                <w:rFonts w:ascii="Times New Roman" w:hAnsi="Times New Roman" w:cs="Times New Roman"/>
+                <w:sz w:val="28"/>
+                <w:szCs w:val="28"/>
+              </w:rPr>
+              <w:t>45.93.200.91</w:t>
+            </w:r>
+          </w:p>
+        </w:tc>
+        <w:tc>
+          <w:tcPr>
+            <w:tcW w:w="3115" w:type="dxa"/>
+          </w:tcPr>
+          <w:p>
+            <w:pPr>
+              <w:jc w:val="center"/>
+              <w:rPr>
+                <w:rFonts w:ascii="Times New Roman" w:hAnsi="Times New Roman" w:cs="Times New Roman"/>
+                <w:sz w:val="28"/>
+                <w:szCs w:val="28"/>
+              </w:rPr>
+            </w:pPr>
+            <w:r>
+              <w:rPr>
+                <w:rFonts w:ascii="Times New Roman" w:hAnsi="Times New Roman" w:cs="Times New Roman"/>
+                <w:sz w:val="28"/>
+                <w:szCs w:val="28"/>
+              </w:rPr>
+              <w:t>45.93.200.91</w:t>
+            </w:r>
+          </w:p>
+        </w:tc>
+      </w:tr>
+      <w:tr>
+        <w:tc>
+          <w:tcPr>
+            <w:tcW w:w="3115" w:type="dxa"/>
+          </w:tcPr>
+          <w:p>
+            <w:pPr>
+              <w:jc w:val="center"/>
+              <w:rPr>
+                <w:rFonts w:ascii="Times New Roman" w:hAnsi="Times New Roman" w:cs="Times New Roman"/>
+                <w:sz w:val="28"/>
+                <w:szCs w:val="28"/>
+                <w:lang w:val="en-US"/>
+              </w:rPr>
+            </w:pPr>
+            <w:r>
+              <w:rPr>
+                <w:rFonts w:ascii="Times New Roman" w:hAnsi="Times New Roman" w:cs="Times New Roman"/>
+                <w:sz w:val="28"/>
+                <w:szCs w:val="28"/>
+                <w:lang w:val="en-US"/>
+              </w:rPr>
+              <w:t>TTL</w:t>
+            </w:r>
+          </w:p>
+        </w:tc>
+        <w:tc>
+          <w:tcPr>
+            <w:tcW w:w="3115" w:type="dxa"/>
+          </w:tcPr>
+          <w:p>
+            <w:pPr>
+              <w:jc w:val="center"/>
+              <w:rPr>
+                <w:rFonts w:ascii="Times New Roman" w:hAnsi="Times New Roman" w:cs="Times New Roman"/>
+                <w:sz w:val="28"/>
+                <w:szCs w:val="28"/>
+              </w:rPr>
+            </w:pPr>
+            <w:r>
+              <w:rPr>
+                <w:rFonts w:ascii="Times New Roman" w:hAnsi="Times New Roman" w:cs="Times New Roman"/>
+                <w:sz w:val="28"/>
+                <w:szCs w:val="28"/>
+              </w:rPr>
+              <w:t>1</w:t>
+            </w:r>
+            <w:r>
+              <w:rPr>
+                <w:rFonts w:ascii="Times New Roman" w:hAnsi="Times New Roman" w:cs="Times New Roman"/>
+                <w:sz w:val="28"/>
+                <w:szCs w:val="28"/>
+              </w:rPr>
+              <w:t>17</w:t>
+            </w:r>
+          </w:p>
+        </w:tc>
+        <w:tc>
+          <w:tcPr>
+            <w:tcW w:w="3115" w:type="dxa"/>
+          </w:tcPr>
+          <w:p>
+            <w:pPr>
+              <w:jc w:val="center"/>
+              <w:rPr>
+                <w:rFonts w:ascii="Times New Roman" w:hAnsi="Times New Roman" w:cs="Times New Roman"/>
+                <w:sz w:val="28"/>
+                <w:szCs w:val="28"/>
+              </w:rPr>
+            </w:pPr>
+            <w:r>
+              <w:rPr>
+                <w:rFonts w:ascii="Times New Roman" w:hAnsi="Times New Roman" w:cs="Times New Roman"/>
+                <w:sz w:val="28"/>
+                <w:szCs w:val="28"/>
+              </w:rPr>
+              <w:t>128</w:t>
+            </w:r>
+          </w:p>
+        </w:tc>
+      </w:tr>
+      <w:tr>
+        <w:tc>
+          <w:tcPr>
+            <w:tcW w:w="3115" w:type="dxa"/>
+          </w:tcPr>
+          <w:p>
+            <w:pPr>
+              <w:jc w:val="center"/>
+              <w:rPr>
+                <w:rFonts w:ascii="Times New Roman" w:hAnsi="Times New Roman" w:cs="Times New Roman"/>
+                <w:sz w:val="28"/>
+                <w:szCs w:val="28"/>
+                <w:lang w:val="en-US"/>
+              </w:rPr>
+            </w:pPr>
+            <w:r>
+              <w:rPr>
+                <w:rFonts w:ascii="Times New Roman" w:hAnsi="Times New Roman" w:cs="Times New Roman"/>
+                <w:sz w:val="28"/>
+                <w:szCs w:val="28"/>
+                <w:lang w:val="en-US"/>
+              </w:rPr>
+              <w:t>IP Checksum</w:t>
+            </w:r>
+          </w:p>
+        </w:tc>
+        <w:tc>
+          <w:tcPr>
+            <w:tcW w:w="3115" w:type="dxa"/>
+          </w:tcPr>
+          <w:p>
+            <w:pPr>
+              <w:jc w:val="center"/>
+              <w:rPr>
+                <w:rFonts w:ascii="Times New Roman" w:hAnsi="Times New Roman" w:cs="Times New Roman"/>
+                <w:sz w:val="28"/>
+                <w:szCs w:val="28"/>
+                <w:lang w:val="en-US"/>
+              </w:rPr>
+            </w:pPr>
+            <w:r>
+              <w:rPr>
+                <w:rFonts w:ascii="Times New Roman" w:hAnsi="Times New Roman" w:cs="Times New Roman"/>
+                <w:sz w:val="28"/>
+                <w:szCs w:val="28"/>
+              </w:rPr>
+              <w:t>0</w:t>
+            </w:r>
+            <w:r>
+              <w:rPr>
+                <w:rFonts w:ascii="Times New Roman" w:hAnsi="Times New Roman" w:cs="Times New Roman"/>
+                <w:sz w:val="28"/>
+                <w:szCs w:val="28"/>
+                <w:lang w:val="en-US"/>
+              </w:rPr>
+              <w:t>xcc0d</w:t>
+            </w:r>
+          </w:p>
+        </w:tc>
+        <w:tc>
+          <w:tcPr>
+            <w:tcW w:w="3115" w:type="dxa"/>
+          </w:tcPr>
+          <w:p>
+            <w:pPr>
+              <w:jc w:val="center"/>
+              <w:rPr>
+                <w:rFonts w:ascii="Times New Roman" w:hAnsi="Times New Roman" w:cs="Times New Roman"/>
+                <w:sz w:val="28"/>
+                <w:szCs w:val="28"/>
+                <w:lang w:val="en-US"/>
+              </w:rPr>
+            </w:pPr>
+            <w:r>
+              <w:rPr>
+                <w:rFonts w:ascii="Times New Roman" w:hAnsi="Times New Roman" w:cs="Times New Roman"/>
+                <w:sz w:val="28"/>
+                <w:szCs w:val="28"/>
+              </w:rPr>
+              <w:t>0</w:t>
+            </w:r>
+            <w:r>
+              <w:rPr>
+                <w:rFonts w:ascii="Times New Roman" w:hAnsi="Times New Roman" w:cs="Times New Roman"/>
+                <w:sz w:val="28"/>
+                <w:szCs w:val="28"/>
+                <w:lang w:val="en-US"/>
+              </w:rPr>
+              <w:t>x0000</w:t>
+            </w:r>
+          </w:p>
+        </w:tc>
+      </w:tr>
+      <w:tr>
+        <w:tc>
+          <w:tcPr>
+            <w:tcW w:w="3115" w:type="dxa"/>
+          </w:tcPr>
+          <w:p>
+            <w:pPr>
+              <w:jc w:val="center"/>
+              <w:rPr>
+                <w:rFonts w:ascii="Times New Roman" w:hAnsi="Times New Roman" w:cs="Times New Roman"/>
+                <w:sz w:val="28"/>
+                <w:szCs w:val="28"/>
+                <w:lang w:val="en-US"/>
+              </w:rPr>
+            </w:pPr>
+            <w:r>
+              <w:rPr>
+                <w:rFonts w:ascii="Times New Roman" w:hAnsi="Times New Roman" w:cs="Times New Roman"/>
+                <w:sz w:val="28"/>
+                <w:szCs w:val="28"/>
+                <w:lang w:val="en-US"/>
+              </w:rPr>
+              <w:t>TCP Checksum</w:t>
+            </w:r>
+          </w:p>
+        </w:tc>
+        <w:tc>
+          <w:tcPr>
+            <w:tcW w:w="3115" w:type="dxa"/>
+          </w:tcPr>
+          <w:p>
+            <w:pPr>
+              <w:jc w:val="center"/>
+              <w:rPr>
+                <w:rFonts w:ascii="Times New Roman" w:hAnsi="Times New Roman" w:cs="Times New Roman"/>
+                <w:sz w:val="28"/>
+                <w:szCs w:val="28"/>
+                <w:lang w:val="en-US"/>
+              </w:rPr>
+            </w:pPr>
+            <w:r>
+              <w:rPr>
+                <w:rFonts w:ascii="Times New Roman" w:hAnsi="Times New Roman" w:cs="Times New Roman"/>
+                <w:sz w:val="28"/>
+                <w:szCs w:val="28"/>
+                <w:lang w:val="en-US"/>
+              </w:rPr>
+              <w:t>0x6f66</w:t>
+            </w:r>
+          </w:p>
+        </w:tc>
+        <w:tc>
+          <w:tcPr>
+            <w:tcW w:w="3115" w:type="dxa"/>
+          </w:tcPr>
+          <w:p>
+            <w:pPr>
+              <w:jc w:val="center"/>
+              <w:rPr>
+                <w:rFonts w:ascii="Times New Roman" w:hAnsi="Times New Roman" w:cs="Times New Roman"/>
+                <w:sz w:val="28"/>
+                <w:szCs w:val="28"/>
+              </w:rPr>
+            </w:pPr>
+            <w:r>
+              <w:rPr>
+                <w:rFonts w:ascii="Times New Roman" w:hAnsi="Times New Roman" w:cs="Times New Roman"/>
+                <w:sz w:val="28"/>
+                <w:szCs w:val="28"/>
+              </w:rPr>
+              <w:t>0</w:t>
+            </w:r>
+            <w:r>
+              <w:rPr>
+                <w:rFonts w:ascii="Times New Roman" w:hAnsi="Times New Roman" w:cs="Times New Roman"/>
+                <w:sz w:val="28"/>
+                <w:szCs w:val="28"/>
+                <w:lang w:val="en-US"/>
+              </w:rPr>
+              <w:t>x</w:t>
+            </w:r>
+            <w:r>
+              <w:rPr>
+                <w:rFonts w:ascii="Times New Roman" w:hAnsi="Times New Roman" w:cs="Times New Roman"/>
+                <w:sz w:val="28"/>
+                <w:szCs w:val="28"/>
+                <w:lang w:val="en-US"/>
+              </w:rPr>
+              <w:t>d0c8</w:t>
+            </w:r>
+          </w:p>
+        </w:tc>
+      </w:tr>
+      <w:tr>
+        <w:tc>
+          <w:tcPr>
+            <w:tcW w:w="3115" w:type="dxa"/>
+          </w:tcPr>
+          <w:p>
+            <w:pPr>
+              <w:jc w:val="center"/>
+              <w:rPr>
+                <w:rFonts w:ascii="Times New Roman" w:hAnsi="Times New Roman" w:cs="Times New Roman"/>
+                <w:sz w:val="28"/>
+                <w:szCs w:val="28"/>
+              </w:rPr>
+            </w:pPr>
+            <w:r>
+              <w:rPr>
+                <w:rFonts w:ascii="Times New Roman" w:hAnsi="Times New Roman" w:cs="Times New Roman"/>
+                <w:sz w:val="28"/>
+                <w:szCs w:val="28"/>
+              </w:rPr>
+              <w:t>Порт</w:t>
+            </w:r>
+            <w:r>
+              <w:rPr>
+                <w:rFonts w:ascii="Times New Roman" w:hAnsi="Times New Roman" w:cs="Times New Roman"/>
+                <w:sz w:val="28"/>
+                <w:szCs w:val="28"/>
+                <w:lang w:val="en-US"/>
+              </w:rPr>
+              <w:t xml:space="preserve"> </w:t>
+            </w:r>
+            <w:r>
+              <w:rPr>
+                <w:rFonts w:ascii="Times New Roman" w:hAnsi="Times New Roman" w:cs="Times New Roman"/>
+                <w:sz w:val="28"/>
+                <w:szCs w:val="28"/>
+              </w:rPr>
+              <w:t>отправления</w:t>
+            </w:r>
+          </w:p>
+        </w:tc>
+        <w:tc>
+          <w:tcPr>
+            <w:tcW w:w="3115" w:type="dxa"/>
+          </w:tcPr>
+          <w:p>
+            <w:pPr>
+              <w:jc w:val="center"/>
+              <w:rPr>
+                <w:rFonts w:ascii="Times New Roman" w:hAnsi="Times New Roman" w:cs="Times New Roman"/>
+                <w:sz w:val="28"/>
+                <w:szCs w:val="28"/>
+                <w:lang w:val="en-US"/>
+              </w:rPr>
+            </w:pPr>
+            <w:r>
+              <w:rPr>
+                <w:rFonts w:ascii="Times New Roman" w:hAnsi="Times New Roman" w:cs="Times New Roman"/>
+                <w:sz w:val="28"/>
+                <w:szCs w:val="28"/>
+              </w:rPr>
+              <w:t>5</w:t>
+            </w:r>
+            <w:r>
+              <w:rPr>
+                <w:rFonts w:ascii="Times New Roman" w:hAnsi="Times New Roman" w:cs="Times New Roman"/>
+                <w:sz w:val="28"/>
+                <w:szCs w:val="28"/>
+                <w:lang w:val="en-US"/>
+              </w:rPr>
+              <w:t>6430</w:t>
+            </w:r>
+          </w:p>
+        </w:tc>
+        <w:tc>
+          <w:tcPr>
+            <w:tcW w:w="3115" w:type="dxa"/>
+          </w:tcPr>
+          <w:p>
+            <w:pPr>
+              <w:jc w:val="center"/>
+              <w:rPr>
+                <w:rFonts w:ascii="Times New Roman" w:hAnsi="Times New Roman" w:cs="Times New Roman"/>
+                <w:sz w:val="28"/>
+                <w:szCs w:val="28"/>
+              </w:rPr>
+            </w:pPr>
+            <w:r>
+              <w:rPr>
+                <w:rFonts w:ascii="Times New Roman" w:hAnsi="Times New Roman" w:cs="Times New Roman"/>
+                <w:sz w:val="28"/>
+                <w:szCs w:val="28"/>
+              </w:rPr>
+              <w:t>5</w:t>
+            </w:r>
+            <w:r>
+              <w:rPr>
+                <w:rFonts w:ascii="Times New Roman" w:hAnsi="Times New Roman" w:cs="Times New Roman"/>
+                <w:sz w:val="28"/>
+                <w:szCs w:val="28"/>
+                <w:lang w:val="en-US"/>
+              </w:rPr>
+              <w:t>6430</w:t>
+            </w:r>
+          </w:p>
+        </w:tc>
+      </w:tr>
+      <w:tr>
+        <w:tc>
+          <w:tcPr>
+            <w:tcW w:w="3115" w:type="dxa"/>
+          </w:tcPr>
+          <w:p>
+            <w:pPr>
+              <w:jc w:val="center"/>
+              <w:rPr>
+                <w:rFonts w:ascii="Times New Roman" w:hAnsi="Times New Roman" w:cs="Times New Roman"/>
+                <w:sz w:val="28"/>
+                <w:szCs w:val="28"/>
+              </w:rPr>
+            </w:pPr>
+            <w:r>
+              <w:rPr>
+                <w:rFonts w:ascii="Times New Roman" w:hAnsi="Times New Roman" w:cs="Times New Roman"/>
+                <w:sz w:val="28"/>
+                <w:szCs w:val="28"/>
+              </w:rPr>
+              <w:t>Порт</w:t>
+            </w:r>
+            <w:r>
+              <w:rPr>
+                <w:rFonts w:ascii="Times New Roman" w:hAnsi="Times New Roman" w:cs="Times New Roman"/>
+                <w:sz w:val="28"/>
+                <w:szCs w:val="28"/>
+                <w:lang w:val="en-US"/>
+              </w:rPr>
+              <w:t xml:space="preserve"> </w:t>
+            </w:r>
+            <w:r>
+              <w:rPr>
+                <w:rFonts w:ascii="Times New Roman" w:hAnsi="Times New Roman" w:cs="Times New Roman"/>
+                <w:sz w:val="28"/>
+                <w:szCs w:val="28"/>
+              </w:rPr>
+              <w:t>назначения</w:t>
+            </w:r>
+          </w:p>
+        </w:tc>
+        <w:tc>
+          <w:tcPr>
+            <w:tcW w:w="3115" w:type="dxa"/>
+          </w:tcPr>
+          <w:p>
+            <w:pPr>
+              <w:jc w:val="center"/>
+              <w:rPr>
+                <w:rFonts w:ascii="Times New Roman" w:hAnsi="Times New Roman" w:cs="Times New Roman"/>
+                <w:sz w:val="28"/>
+                <w:szCs w:val="28"/>
+              </w:rPr>
+            </w:pPr>
+            <w:r>
+              <w:rPr>
+                <w:rFonts w:ascii="Times New Roman" w:hAnsi="Times New Roman" w:cs="Times New Roman"/>
+                <w:sz w:val="28"/>
+                <w:szCs w:val="28"/>
+              </w:rPr>
+              <w:t>80</w:t>
+            </w:r>
+          </w:p>
+        </w:tc>
+        <w:tc>
+          <w:tcPr>
+            <w:tcW w:w="3115" w:type="dxa"/>
+          </w:tcPr>
+          <w:p>
+            <w:pPr>
+              <w:jc w:val="center"/>
+              <w:rPr>
+                <w:rFonts w:ascii="Times New Roman" w:hAnsi="Times New Roman" w:cs="Times New Roman"/>
+                <w:sz w:val="28"/>
+                <w:szCs w:val="28"/>
+              </w:rPr>
+            </w:pPr>
+            <w:r>
+              <w:rPr>
+                <w:rFonts w:ascii="Times New Roman" w:hAnsi="Times New Roman" w:cs="Times New Roman"/>
+                <w:sz w:val="28"/>
+                <w:szCs w:val="28"/>
+              </w:rPr>
+              <w:t>80</w:t>
+            </w:r>
+          </w:p>
+        </w:tc>
+      </w:tr>
+    </w:tbl>
+    <w:p/>
+    <w:p>
+      <w:pPr>
+        <w:rPr>
+          <w:rFonts w:ascii="Times New Roman" w:hAnsi="Times New Roman" w:cs="Times New Roman"/>
+          <w:b/>
+          <w:bCs/>
+          <w:sz w:val="28"/>
+          <w:szCs w:val="28"/>
+        </w:rPr>
+      </w:pPr>
+      <w:r>
+        <w:rPr>
+          <w:rFonts w:ascii="Times New Roman" w:hAnsi="Times New Roman" w:cs="Times New Roman"/>
+          <w:b/>
+          <w:bCs/>
+          <w:sz w:val="28"/>
+          <w:szCs w:val="28"/>
+        </w:rPr>
+        <w:br w:type="page"/>
+      </w:r>
+    </w:p>
+    <w:p>
+      <w:pPr>
+        <w:jc w:val="center"/>
+        <w:rPr>
+          <w:rFonts w:ascii="Times New Roman" w:hAnsi="Times New Roman" w:cs="Times New Roman"/>
+          <w:b/>
+          <w:bCs/>
+          <w:sz w:val="28"/>
+          <w:szCs w:val="28"/>
+        </w:rPr>
+      </w:pPr>
+      <w:r>
+        <w:rPr>
+          <w:rFonts w:ascii="Times New Roman" w:hAnsi="Times New Roman" w:cs="Times New Roman"/>
+          <w:b/>
+          <w:bCs/>
+          <w:sz w:val="28"/>
+          <w:szCs w:val="28"/>
+        </w:rPr>
+        <w:lastRenderedPageBreak/>
+        <w:t>Вывод</w:t>
+      </w:r>
+    </w:p>
+    <w:p>
+      <w:pPr>
+        <w:ind w:firstLine="708"/>
+        <w:jc w:val="both"/>
+        <w:rPr>
+          <w:rFonts w:ascii="Times New Roman" w:hAnsi="Times New Roman" w:cs="Times New Roman"/>
+          <w:sz w:val="28"/>
+          <w:szCs w:val="28"/>
+        </w:rPr>
+      </w:pPr>
+      <w:r>
+        <w:rPr>
+          <w:rFonts w:ascii="Times New Roman" w:hAnsi="Times New Roman" w:cs="Times New Roman"/>
+          <w:sz w:val="28"/>
+          <w:szCs w:val="28"/>
+        </w:rPr>
+        <w:t>В ходе анализа было установлено, что при прохождении пакета через NAT изменяется IP-адрес источника, а также уменьшается значение TTL. Контрольные суммы IP и TCP также изменяются, что связано с пересчётом после модификации заголовков пакета. При этом полезная нагрузка и основные параметры TCP (порты, последовательности) остаются неизменными.</w:t>
+      </w:r>
+    </w:p>
+    <w:p>
+      <w:pPr>
+        <w:ind w:firstLine="708"/>
+        <w:jc w:val="both"/>
+        <w:rPr>
+          <w:rFonts w:ascii="Times New Roman" w:hAnsi="Times New Roman" w:cs="Times New Roman"/>
+          <w:sz w:val="28"/>
+          <w:szCs w:val="28"/>
+        </w:rPr>
+      </w:pPr>
+      <w:r>
+        <w:rPr>
+          <w:rFonts w:ascii="Times New Roman" w:hAnsi="Times New Roman" w:cs="Times New Roman"/>
+          <w:sz w:val="28"/>
+          <w:szCs w:val="28"/>
+        </w:rPr>
+        <w:t>NAT изменяет IP-адрес отправителя пакета, из-за чего меняется контрольная сумма TCP. Это подтверждает, что при прохождении через NAT контрольные суммы пересчитываются.</w:t>
+      </w:r>
+    </w:p>
     <w:p/>
     <w:sectPr>
       <w:pgSz w:w="11906" w:h="16838"/>
-      <w:pgMar w:top="1134" w:right="850" w:bottom="1134" w:left="1701" w:header="708" w:footer="708" w:gutter="0"/>
+      <w:pgMar w:top="426" w:right="140" w:bottom="426" w:left="567" w:header="708" w:footer="708" w:gutter="0"/>
       <w:cols w:space="708"/>
       <w:docGrid w:linePitch="360"/>
     </w:sectPr>
@@ -1247,6 +2432,30 @@
       <w:lang w:eastAsia="ru-RU"/>
     </w:rPr>
   </w:style>
+  <w:style w:type="table" w:styleId="a4">
+    <w:name w:val="Table Grid"/>
+    <w:basedOn w:val="a1"/>
+    <w:uiPriority w:val="39"/>
+    <w:rsid w:val="00A93888"/>
+    <w:pPr>
+      <w:spacing w:after="0" w:line="240" w:lineRule="auto"/>
+    </w:pPr>
+    <w:rPr>
+      <w:rFonts w:eastAsiaTheme="minorEastAsia"/>
+      <w:szCs w:val="20"/>
+      <w:lang w:eastAsia="zh-CN" w:bidi="hi-IN"/>
+    </w:rPr>
+    <w:tblPr>
+      <w:tblBorders>
+        <w:top w:val="single" w:sz="4" w:space="0" w:color="auto"/>
+        <w:left w:val="single" w:sz="4" w:space="0" w:color="auto"/>
+        <w:bottom w:val="single" w:sz="4" w:space="0" w:color="auto"/>
+        <w:right w:val="single" w:sz="4" w:space="0" w:color="auto"/>
+        <w:insideH w:val="single" w:sz="4" w:space="0" w:color="auto"/>
+        <w:insideV w:val="single" w:sz="4" w:space="0" w:color="auto"/>
+      </w:tblBorders>
+    </w:tblPr>
+  </w:style>
 </w:styles>
 </file>
 
